--- a/docs/User Acceptance Testing.docx
+++ b/docs/User Acceptance Testing.docx
@@ -49,7 +49,7 @@
       <w:tr>
         <w:tc>
           <w:tcPr>
-            <w:tcW w:w="1584" w:type="dxa"/>
+            <w:tcW w:w="1916" w:type="dxa"/>
           </w:tcPr>
           <w:p>
             <w:pPr>
@@ -62,7 +62,7 @@
         </w:tc>
         <w:tc>
           <w:tcPr>
-            <w:tcW w:w="1584" w:type="dxa"/>
+            <w:tcW w:w="1915" w:type="dxa"/>
           </w:tcPr>
           <w:p>
             <w:pPr>
@@ -75,7 +75,7 @@
         </w:tc>
         <w:tc>
           <w:tcPr>
-            <w:tcW w:w="1584" w:type="dxa"/>
+            <w:tcW w:w="1915" w:type="dxa"/>
           </w:tcPr>
           <w:p>
             <w:pPr>
@@ -88,7 +88,7 @@
         </w:tc>
         <w:tc>
           <w:tcPr>
-            <w:tcW w:w="1584" w:type="dxa"/>
+            <w:tcW w:w="1915" w:type="dxa"/>
           </w:tcPr>
           <w:p>
             <w:pPr>
@@ -101,7 +101,7 @@
         </w:tc>
         <w:tc>
           <w:tcPr>
-            <w:tcW w:w="1584" w:type="dxa"/>
+            <w:tcW w:w="1915" w:type="dxa"/>
           </w:tcPr>
           <w:p>
             <w:pPr>
@@ -116,7 +116,7 @@
       <w:tr>
         <w:tc>
           <w:tcPr>
-            <w:tcW w:w="1584" w:type="dxa"/>
+            <w:tcW w:w="1916" w:type="dxa"/>
           </w:tcPr>
           <w:p>
             <w:pPr>
@@ -129,7 +129,7 @@
         </w:tc>
         <w:tc>
           <w:tcPr>
-            <w:tcW w:w="1584" w:type="dxa"/>
+            <w:tcW w:w="1915" w:type="dxa"/>
           </w:tcPr>
           <w:p>
             <w:pPr>
@@ -142,7 +142,7 @@
         </w:tc>
         <w:tc>
           <w:tcPr>
-            <w:tcW w:w="1584" w:type="dxa"/>
+            <w:tcW w:w="1915" w:type="dxa"/>
           </w:tcPr>
           <w:p>
             <w:pPr>
@@ -155,7 +155,7 @@
         </w:tc>
         <w:tc>
           <w:tcPr>
-            <w:tcW w:w="1584" w:type="dxa"/>
+            <w:tcW w:w="1915" w:type="dxa"/>
           </w:tcPr>
           <w:p>
             <w:pPr>
@@ -168,7 +168,7 @@
         </w:tc>
         <w:tc>
           <w:tcPr>
-            <w:tcW w:w="1584" w:type="dxa"/>
+            <w:tcW w:w="1915" w:type="dxa"/>
           </w:tcPr>
           <w:p>
             <w:pPr>
@@ -183,7 +183,7 @@
       <w:tr>
         <w:tc>
           <w:tcPr>
-            <w:tcW w:w="1584" w:type="dxa"/>
+            <w:tcW w:w="1916" w:type="dxa"/>
           </w:tcPr>
           <w:p>
             <w:pPr>
@@ -196,7 +196,7 @@
         </w:tc>
         <w:tc>
           <w:tcPr>
-            <w:tcW w:w="1584" w:type="dxa"/>
+            <w:tcW w:w="1915" w:type="dxa"/>
           </w:tcPr>
           <w:p>
             <w:pPr>
@@ -209,7 +209,7 @@
         </w:tc>
         <w:tc>
           <w:tcPr>
-            <w:tcW w:w="1584" w:type="dxa"/>
+            <w:tcW w:w="1915" w:type="dxa"/>
           </w:tcPr>
           <w:p>
             <w:pPr>
@@ -222,7 +222,7 @@
         </w:tc>
         <w:tc>
           <w:tcPr>
-            <w:tcW w:w="1584" w:type="dxa"/>
+            <w:tcW w:w="1915" w:type="dxa"/>
           </w:tcPr>
           <w:p>
             <w:pPr>
@@ -235,7 +235,7 @@
         </w:tc>
         <w:tc>
           <w:tcPr>
-            <w:tcW w:w="1584" w:type="dxa"/>
+            <w:tcW w:w="1915" w:type="dxa"/>
           </w:tcPr>
           <w:p>
             <w:pPr>
@@ -250,7 +250,7 @@
       <w:tr>
         <w:tc>
           <w:tcPr>
-            <w:tcW w:w="1584" w:type="dxa"/>
+            <w:tcW w:w="1916" w:type="dxa"/>
           </w:tcPr>
           <w:p>
             <w:pPr>
@@ -263,7 +263,7 @@
         </w:tc>
         <w:tc>
           <w:tcPr>
-            <w:tcW w:w="1584" w:type="dxa"/>
+            <w:tcW w:w="1915" w:type="dxa"/>
           </w:tcPr>
           <w:p>
             <w:pPr>
@@ -276,7 +276,7 @@
         </w:tc>
         <w:tc>
           <w:tcPr>
-            <w:tcW w:w="1584" w:type="dxa"/>
+            <w:tcW w:w="1915" w:type="dxa"/>
           </w:tcPr>
           <w:p>
             <w:pPr>
@@ -289,7 +289,7 @@
         </w:tc>
         <w:tc>
           <w:tcPr>
-            <w:tcW w:w="1584" w:type="dxa"/>
+            <w:tcW w:w="1915" w:type="dxa"/>
           </w:tcPr>
           <w:p>
             <w:pPr>
@@ -302,7 +302,7 @@
         </w:tc>
         <w:tc>
           <w:tcPr>
-            <w:tcW w:w="1584" w:type="dxa"/>
+            <w:tcW w:w="1915" w:type="dxa"/>
           </w:tcPr>
           <w:p>
             <w:pPr>
@@ -317,7 +317,7 @@
       <w:tr>
         <w:tc>
           <w:tcPr>
-            <w:tcW w:w="1584" w:type="dxa"/>
+            <w:tcW w:w="1916" w:type="dxa"/>
           </w:tcPr>
           <w:p>
             <w:pPr>
@@ -330,7 +330,7 @@
         </w:tc>
         <w:tc>
           <w:tcPr>
-            <w:tcW w:w="1584" w:type="dxa"/>
+            <w:tcW w:w="1915" w:type="dxa"/>
           </w:tcPr>
           <w:p>
             <w:pPr>
@@ -343,7 +343,7 @@
         </w:tc>
         <w:tc>
           <w:tcPr>
-            <w:tcW w:w="1584" w:type="dxa"/>
+            <w:tcW w:w="1915" w:type="dxa"/>
           </w:tcPr>
           <w:p>
             <w:pPr>
@@ -356,7 +356,7 @@
         </w:tc>
         <w:tc>
           <w:tcPr>
-            <w:tcW w:w="1584" w:type="dxa"/>
+            <w:tcW w:w="1915" w:type="dxa"/>
           </w:tcPr>
           <w:p>
             <w:pPr>
@@ -369,7 +369,7 @@
         </w:tc>
         <w:tc>
           <w:tcPr>
-            <w:tcW w:w="1584" w:type="dxa"/>
+            <w:tcW w:w="1915" w:type="dxa"/>
           </w:tcPr>
           <w:p>
             <w:pPr>
@@ -384,7 +384,7 @@
       <w:tr>
         <w:tc>
           <w:tcPr>
-            <w:tcW w:w="1584" w:type="dxa"/>
+            <w:tcW w:w="1916" w:type="dxa"/>
           </w:tcPr>
           <w:p>
             <w:pPr>
@@ -397,7 +397,7 @@
         </w:tc>
         <w:tc>
           <w:tcPr>
-            <w:tcW w:w="1584" w:type="dxa"/>
+            <w:tcW w:w="1915" w:type="dxa"/>
           </w:tcPr>
           <w:p>
             <w:pPr>
@@ -410,7 +410,7 @@
         </w:tc>
         <w:tc>
           <w:tcPr>
-            <w:tcW w:w="1584" w:type="dxa"/>
+            <w:tcW w:w="1915" w:type="dxa"/>
           </w:tcPr>
           <w:p>
             <w:pPr>
@@ -423,7 +423,7 @@
         </w:tc>
         <w:tc>
           <w:tcPr>
-            <w:tcW w:w="1584" w:type="dxa"/>
+            <w:tcW w:w="1915" w:type="dxa"/>
           </w:tcPr>
           <w:p>
             <w:pPr>
@@ -436,7 +436,7 @@
         </w:tc>
         <w:tc>
           <w:tcPr>
-            <w:tcW w:w="1584" w:type="dxa"/>
+            <w:tcW w:w="1915" w:type="dxa"/>
           </w:tcPr>
           <w:p>
             <w:pPr>
@@ -451,7 +451,7 @@
       <w:tr>
         <w:tc>
           <w:tcPr>
-            <w:tcW w:w="1584" w:type="dxa"/>
+            <w:tcW w:w="1916" w:type="dxa"/>
           </w:tcPr>
           <w:p>
             <w:pPr>
@@ -464,7 +464,7 @@
         </w:tc>
         <w:tc>
           <w:tcPr>
-            <w:tcW w:w="1584" w:type="dxa"/>
+            <w:tcW w:w="1915" w:type="dxa"/>
           </w:tcPr>
           <w:p>
             <w:pPr>
@@ -477,7 +477,7 @@
         </w:tc>
         <w:tc>
           <w:tcPr>
-            <w:tcW w:w="1584" w:type="dxa"/>
+            <w:tcW w:w="1915" w:type="dxa"/>
           </w:tcPr>
           <w:p>
             <w:pPr>
@@ -490,7 +490,7 @@
         </w:tc>
         <w:tc>
           <w:tcPr>
-            <w:tcW w:w="1584" w:type="dxa"/>
+            <w:tcW w:w="1915" w:type="dxa"/>
           </w:tcPr>
           <w:p>
             <w:pPr>
@@ -503,7 +503,7 @@
         </w:tc>
         <w:tc>
           <w:tcPr>
-            <w:tcW w:w="1584" w:type="dxa"/>
+            <w:tcW w:w="1915" w:type="dxa"/>
           </w:tcPr>
           <w:p>
             <w:pPr>
@@ -518,7 +518,7 @@
       <w:tr>
         <w:tc>
           <w:tcPr>
-            <w:tcW w:w="1584" w:type="dxa"/>
+            <w:tcW w:w="1916" w:type="dxa"/>
           </w:tcPr>
           <w:p>
             <w:pPr>
@@ -531,7 +531,7 @@
         </w:tc>
         <w:tc>
           <w:tcPr>
-            <w:tcW w:w="1584" w:type="dxa"/>
+            <w:tcW w:w="1915" w:type="dxa"/>
           </w:tcPr>
           <w:p>
             <w:pPr>
@@ -544,7 +544,7 @@
         </w:tc>
         <w:tc>
           <w:tcPr>
-            <w:tcW w:w="1584" w:type="dxa"/>
+            <w:tcW w:w="1915" w:type="dxa"/>
           </w:tcPr>
           <w:p>
             <w:pPr>
@@ -557,7 +557,7 @@
         </w:tc>
         <w:tc>
           <w:tcPr>
-            <w:tcW w:w="1584" w:type="dxa"/>
+            <w:tcW w:w="1915" w:type="dxa"/>
           </w:tcPr>
           <w:p>
             <w:pPr>
@@ -570,7 +570,7 @@
         </w:tc>
         <w:tc>
           <w:tcPr>
-            <w:tcW w:w="1584" w:type="dxa"/>
+            <w:tcW w:w="1915" w:type="dxa"/>
           </w:tcPr>
           <w:p>
             <w:pPr>
@@ -585,7 +585,7 @@
       <w:tr>
         <w:tc>
           <w:tcPr>
-            <w:tcW w:w="1584" w:type="dxa"/>
+            <w:tcW w:w="1916" w:type="dxa"/>
           </w:tcPr>
           <w:p>
             <w:pPr>
@@ -598,7 +598,7 @@
         </w:tc>
         <w:tc>
           <w:tcPr>
-            <w:tcW w:w="1584" w:type="dxa"/>
+            <w:tcW w:w="1915" w:type="dxa"/>
           </w:tcPr>
           <w:p>
             <w:pPr>
@@ -611,7 +611,7 @@
         </w:tc>
         <w:tc>
           <w:tcPr>
-            <w:tcW w:w="1584" w:type="dxa"/>
+            <w:tcW w:w="1915" w:type="dxa"/>
           </w:tcPr>
           <w:p>
             <w:pPr>
@@ -624,7 +624,7 @@
         </w:tc>
         <w:tc>
           <w:tcPr>
-            <w:tcW w:w="1584" w:type="dxa"/>
+            <w:tcW w:w="1915" w:type="dxa"/>
           </w:tcPr>
           <w:p>
             <w:pPr>
@@ -637,7 +637,7 @@
         </w:tc>
         <w:tc>
           <w:tcPr>
-            <w:tcW w:w="1584" w:type="dxa"/>
+            <w:tcW w:w="1915" w:type="dxa"/>
           </w:tcPr>
           <w:p>
             <w:pPr>
@@ -652,7 +652,7 @@
       <w:tr>
         <w:tc>
           <w:tcPr>
-            <w:tcW w:w="1584" w:type="dxa"/>
+            <w:tcW w:w="1916" w:type="dxa"/>
           </w:tcPr>
           <w:p>
             <w:pPr>
@@ -665,7 +665,7 @@
         </w:tc>
         <w:tc>
           <w:tcPr>
-            <w:tcW w:w="1584" w:type="dxa"/>
+            <w:tcW w:w="1915" w:type="dxa"/>
           </w:tcPr>
           <w:p>
             <w:pPr>
@@ -678,7 +678,7 @@
         </w:tc>
         <w:tc>
           <w:tcPr>
-            <w:tcW w:w="1584" w:type="dxa"/>
+            <w:tcW w:w="1915" w:type="dxa"/>
           </w:tcPr>
           <w:p>
             <w:pPr>
@@ -691,7 +691,7 @@
         </w:tc>
         <w:tc>
           <w:tcPr>
-            <w:tcW w:w="1584" w:type="dxa"/>
+            <w:tcW w:w="1915" w:type="dxa"/>
           </w:tcPr>
           <w:p>
             <w:pPr>
@@ -704,7 +704,7 @@
         </w:tc>
         <w:tc>
           <w:tcPr>
-            <w:tcW w:w="1584" w:type="dxa"/>
+            <w:tcW w:w="1915" w:type="dxa"/>
           </w:tcPr>
           <w:p>
             <w:pPr>
@@ -719,7 +719,7 @@
       <w:tr>
         <w:tc>
           <w:tcPr>
-            <w:tcW w:w="1584" w:type="dxa"/>
+            <w:tcW w:w="1916" w:type="dxa"/>
           </w:tcPr>
           <w:p>
             <w:pPr>
@@ -732,7 +732,7 @@
         </w:tc>
         <w:tc>
           <w:tcPr>
-            <w:tcW w:w="1584" w:type="dxa"/>
+            <w:tcW w:w="1915" w:type="dxa"/>
           </w:tcPr>
           <w:p>
             <w:pPr>
@@ -745,7 +745,7 @@
         </w:tc>
         <w:tc>
           <w:tcPr>
-            <w:tcW w:w="1584" w:type="dxa"/>
+            <w:tcW w:w="1915" w:type="dxa"/>
           </w:tcPr>
           <w:p>
             <w:pPr>
@@ -758,7 +758,7 @@
         </w:tc>
         <w:tc>
           <w:tcPr>
-            <w:tcW w:w="1584" w:type="dxa"/>
+            <w:tcW w:w="1915" w:type="dxa"/>
           </w:tcPr>
           <w:p>
             <w:pPr>
@@ -771,7 +771,7 @@
         </w:tc>
         <w:tc>
           <w:tcPr>
-            <w:tcW w:w="1584" w:type="dxa"/>
+            <w:tcW w:w="1915" w:type="dxa"/>
           </w:tcPr>
           <w:p>
             <w:pPr>
@@ -786,7 +786,7 @@
       <w:tr>
         <w:tc>
           <w:tcPr>
-            <w:tcW w:w="1584" w:type="dxa"/>
+            <w:tcW w:w="1916" w:type="dxa"/>
           </w:tcPr>
           <w:p>
             <w:pPr>
@@ -799,7 +799,7 @@
         </w:tc>
         <w:tc>
           <w:tcPr>
-            <w:tcW w:w="1584" w:type="dxa"/>
+            <w:tcW w:w="1915" w:type="dxa"/>
           </w:tcPr>
           <w:p>
             <w:pPr>
@@ -812,7 +812,7 @@
         </w:tc>
         <w:tc>
           <w:tcPr>
-            <w:tcW w:w="1584" w:type="dxa"/>
+            <w:tcW w:w="1915" w:type="dxa"/>
           </w:tcPr>
           <w:p>
             <w:pPr>
@@ -825,7 +825,7 @@
         </w:tc>
         <w:tc>
           <w:tcPr>
-            <w:tcW w:w="1584" w:type="dxa"/>
+            <w:tcW w:w="1915" w:type="dxa"/>
           </w:tcPr>
           <w:p>
             <w:pPr>
@@ -838,7 +838,7 @@
         </w:tc>
         <w:tc>
           <w:tcPr>
-            <w:tcW w:w="1584" w:type="dxa"/>
+            <w:tcW w:w="1915" w:type="dxa"/>
           </w:tcPr>
           <w:p>
             <w:pPr>
@@ -853,7 +853,7 @@
       <w:tr>
         <w:tc>
           <w:tcPr>
-            <w:tcW w:w="1584" w:type="dxa"/>
+            <w:tcW w:w="1916" w:type="dxa"/>
           </w:tcPr>
           <w:p>
             <w:pPr>
@@ -866,7 +866,7 @@
         </w:tc>
         <w:tc>
           <w:tcPr>
-            <w:tcW w:w="1584" w:type="dxa"/>
+            <w:tcW w:w="1915" w:type="dxa"/>
           </w:tcPr>
           <w:p>
             <w:pPr>
@@ -879,7 +879,7 @@
         </w:tc>
         <w:tc>
           <w:tcPr>
-            <w:tcW w:w="1584" w:type="dxa"/>
+            <w:tcW w:w="1915" w:type="dxa"/>
           </w:tcPr>
           <w:p>
             <w:pPr>
@@ -892,7 +892,7 @@
         </w:tc>
         <w:tc>
           <w:tcPr>
-            <w:tcW w:w="1584" w:type="dxa"/>
+            <w:tcW w:w="1915" w:type="dxa"/>
           </w:tcPr>
           <w:p>
             <w:pPr>
@@ -905,7 +905,7 @@
         </w:tc>
         <w:tc>
           <w:tcPr>
-            <w:tcW w:w="1584" w:type="dxa"/>
+            <w:tcW w:w="1915" w:type="dxa"/>
           </w:tcPr>
           <w:p>
             <w:pPr>
@@ -920,7 +920,7 @@
       <w:tr>
         <w:tc>
           <w:tcPr>
-            <w:tcW w:w="1584" w:type="dxa"/>
+            <w:tcW w:w="1916" w:type="dxa"/>
           </w:tcPr>
           <w:p>
             <w:pPr>
@@ -933,7 +933,7 @@
         </w:tc>
         <w:tc>
           <w:tcPr>
-            <w:tcW w:w="1584" w:type="dxa"/>
+            <w:tcW w:w="1915" w:type="dxa"/>
           </w:tcPr>
           <w:p>
             <w:pPr>
@@ -946,7 +946,7 @@
         </w:tc>
         <w:tc>
           <w:tcPr>
-            <w:tcW w:w="1584" w:type="dxa"/>
+            <w:tcW w:w="1915" w:type="dxa"/>
           </w:tcPr>
           <w:p>
             <w:pPr>
@@ -959,7 +959,7 @@
         </w:tc>
         <w:tc>
           <w:tcPr>
-            <w:tcW w:w="1584" w:type="dxa"/>
+            <w:tcW w:w="1915" w:type="dxa"/>
           </w:tcPr>
           <w:p>
             <w:pPr>
@@ -972,7 +972,7 @@
         </w:tc>
         <w:tc>
           <w:tcPr>
-            <w:tcW w:w="1584" w:type="dxa"/>
+            <w:tcW w:w="1915" w:type="dxa"/>
           </w:tcPr>
           <w:p>
             <w:pPr>
@@ -987,7 +987,7 @@
       <w:tr>
         <w:tc>
           <w:tcPr>
-            <w:tcW w:w="1584" w:type="dxa"/>
+            <w:tcW w:w="1916" w:type="dxa"/>
           </w:tcPr>
           <w:p>
             <w:pPr>
@@ -1000,7 +1000,7 @@
         </w:tc>
         <w:tc>
           <w:tcPr>
-            <w:tcW w:w="1584" w:type="dxa"/>
+            <w:tcW w:w="1915" w:type="dxa"/>
           </w:tcPr>
           <w:p>
             <w:pPr>
@@ -1013,7 +1013,7 @@
         </w:tc>
         <w:tc>
           <w:tcPr>
-            <w:tcW w:w="1584" w:type="dxa"/>
+            <w:tcW w:w="1915" w:type="dxa"/>
           </w:tcPr>
           <w:p>
             <w:pPr>
@@ -1026,7 +1026,7 @@
         </w:tc>
         <w:tc>
           <w:tcPr>
-            <w:tcW w:w="1584" w:type="dxa"/>
+            <w:tcW w:w="1915" w:type="dxa"/>
           </w:tcPr>
           <w:p>
             <w:pPr>
@@ -1039,7 +1039,7 @@
         </w:tc>
         <w:tc>
           <w:tcPr>
-            <w:tcW w:w="1584" w:type="dxa"/>
+            <w:tcW w:w="1915" w:type="dxa"/>
           </w:tcPr>
           <w:p>
             <w:pPr>
@@ -1054,7 +1054,7 @@
       <w:tr>
         <w:tc>
           <w:tcPr>
-            <w:tcW w:w="1584" w:type="dxa"/>
+            <w:tcW w:w="1916" w:type="dxa"/>
           </w:tcPr>
           <w:p>
             <w:pPr>
@@ -1067,7 +1067,7 @@
         </w:tc>
         <w:tc>
           <w:tcPr>
-            <w:tcW w:w="1584" w:type="dxa"/>
+            <w:tcW w:w="1915" w:type="dxa"/>
           </w:tcPr>
           <w:p>
             <w:pPr>
@@ -1080,7 +1080,7 @@
         </w:tc>
         <w:tc>
           <w:tcPr>
-            <w:tcW w:w="1584" w:type="dxa"/>
+            <w:tcW w:w="1915" w:type="dxa"/>
           </w:tcPr>
           <w:p>
             <w:pPr>
@@ -1093,7 +1093,7 @@
         </w:tc>
         <w:tc>
           <w:tcPr>
-            <w:tcW w:w="1584" w:type="dxa"/>
+            <w:tcW w:w="1915" w:type="dxa"/>
           </w:tcPr>
           <w:p>
             <w:pPr>
@@ -1106,7 +1106,7 @@
         </w:tc>
         <w:tc>
           <w:tcPr>
-            <w:tcW w:w="1584" w:type="dxa"/>
+            <w:tcW w:w="1915" w:type="dxa"/>
           </w:tcPr>
           <w:p>
             <w:pPr>
@@ -1121,7 +1121,7 @@
       <w:tr>
         <w:tc>
           <w:tcPr>
-            <w:tcW w:w="1584" w:type="dxa"/>
+            <w:tcW w:w="1916" w:type="dxa"/>
           </w:tcPr>
           <w:p>
             <w:pPr>
@@ -1134,7 +1134,7 @@
         </w:tc>
         <w:tc>
           <w:tcPr>
-            <w:tcW w:w="1584" w:type="dxa"/>
+            <w:tcW w:w="1915" w:type="dxa"/>
           </w:tcPr>
           <w:p>
             <w:pPr>
@@ -1147,7 +1147,7 @@
         </w:tc>
         <w:tc>
           <w:tcPr>
-            <w:tcW w:w="1584" w:type="dxa"/>
+            <w:tcW w:w="1915" w:type="dxa"/>
           </w:tcPr>
           <w:p>
             <w:pPr>
@@ -1164,7 +1164,7 @@
         </w:tc>
         <w:tc>
           <w:tcPr>
-            <w:tcW w:w="1584" w:type="dxa"/>
+            <w:tcW w:w="1915" w:type="dxa"/>
           </w:tcPr>
           <w:p>
             <w:pPr>
@@ -1182,7 +1182,7 @@
         </w:tc>
         <w:tc>
           <w:tcPr>
-            <w:tcW w:w="1584" w:type="dxa"/>
+            <w:tcW w:w="1915" w:type="dxa"/>
           </w:tcPr>
           <w:p>
             <w:pPr>
@@ -1198,7 +1198,7 @@
       <w:tr>
         <w:tc>
           <w:tcPr>
-            <w:tcW w:w="1584" w:type="dxa"/>
+            <w:tcW w:w="1916" w:type="dxa"/>
           </w:tcPr>
           <w:p>
             <w:pPr>
@@ -1211,7 +1211,7 @@
         </w:tc>
         <w:tc>
           <w:tcPr>
-            <w:tcW w:w="1584" w:type="dxa"/>
+            <w:tcW w:w="1915" w:type="dxa"/>
           </w:tcPr>
           <w:p>
             <w:pPr>
@@ -1224,7 +1224,7 @@
         </w:tc>
         <w:tc>
           <w:tcPr>
-            <w:tcW w:w="1584" w:type="dxa"/>
+            <w:tcW w:w="1915" w:type="dxa"/>
           </w:tcPr>
           <w:p>
             <w:pPr>
@@ -1237,7 +1237,7 @@
         </w:tc>
         <w:tc>
           <w:tcPr>
-            <w:tcW w:w="1584" w:type="dxa"/>
+            <w:tcW w:w="1915" w:type="dxa"/>
           </w:tcPr>
           <w:p>
             <w:pPr>
@@ -1250,7 +1250,7 @@
         </w:tc>
         <w:tc>
           <w:tcPr>
-            <w:tcW w:w="1584" w:type="dxa"/>
+            <w:tcW w:w="1915" w:type="dxa"/>
           </w:tcPr>
           <w:p>
             <w:pPr>
@@ -1265,7 +1265,7 @@
       <w:tr>
         <w:tc>
           <w:tcPr>
-            <w:tcW w:w="1584" w:type="dxa"/>
+            <w:tcW w:w="1916" w:type="dxa"/>
           </w:tcPr>
           <w:p>
             <w:pPr>
@@ -1278,7 +1278,7 @@
         </w:tc>
         <w:tc>
           <w:tcPr>
-            <w:tcW w:w="1584" w:type="dxa"/>
+            <w:tcW w:w="1915" w:type="dxa"/>
           </w:tcPr>
           <w:p>
             <w:pPr>
@@ -1291,7 +1291,7 @@
         </w:tc>
         <w:tc>
           <w:tcPr>
-            <w:tcW w:w="1584" w:type="dxa"/>
+            <w:tcW w:w="1915" w:type="dxa"/>
           </w:tcPr>
           <w:p>
             <w:pPr>
@@ -1304,7 +1304,7 @@
         </w:tc>
         <w:tc>
           <w:tcPr>
-            <w:tcW w:w="1584" w:type="dxa"/>
+            <w:tcW w:w="1915" w:type="dxa"/>
           </w:tcPr>
           <w:p>
             <w:pPr>
@@ -1317,7 +1317,7 @@
         </w:tc>
         <w:tc>
           <w:tcPr>
-            <w:tcW w:w="1584" w:type="dxa"/>
+            <w:tcW w:w="1915" w:type="dxa"/>
           </w:tcPr>
           <w:p>
             <w:pPr>
@@ -1332,7 +1332,7 @@
       <w:tr>
         <w:tc>
           <w:tcPr>
-            <w:tcW w:w="1584" w:type="dxa"/>
+            <w:tcW w:w="1916" w:type="dxa"/>
           </w:tcPr>
           <w:p>
             <w:pPr>
@@ -1345,7 +1345,7 @@
         </w:tc>
         <w:tc>
           <w:tcPr>
-            <w:tcW w:w="1584" w:type="dxa"/>
+            <w:tcW w:w="1915" w:type="dxa"/>
           </w:tcPr>
           <w:p>
             <w:pPr>
@@ -1358,7 +1358,7 @@
         </w:tc>
         <w:tc>
           <w:tcPr>
-            <w:tcW w:w="1584" w:type="dxa"/>
+            <w:tcW w:w="1915" w:type="dxa"/>
           </w:tcPr>
           <w:p>
             <w:pPr>
@@ -1371,7 +1371,7 @@
         </w:tc>
         <w:tc>
           <w:tcPr>
-            <w:tcW w:w="1584" w:type="dxa"/>
+            <w:tcW w:w="1915" w:type="dxa"/>
           </w:tcPr>
           <w:p>
             <w:pPr>
@@ -1384,7 +1384,7 @@
         </w:tc>
         <w:tc>
           <w:tcPr>
-            <w:tcW w:w="1584" w:type="dxa"/>
+            <w:tcW w:w="1915" w:type="dxa"/>
           </w:tcPr>
           <w:p>
             <w:pPr>
@@ -1399,7 +1399,7 @@
       <w:tr>
         <w:tc>
           <w:tcPr>
-            <w:tcW w:w="1584" w:type="dxa"/>
+            <w:tcW w:w="1916" w:type="dxa"/>
           </w:tcPr>
           <w:p>
             <w:pPr>
@@ -1412,7 +1412,7 @@
         </w:tc>
         <w:tc>
           <w:tcPr>
-            <w:tcW w:w="1584" w:type="dxa"/>
+            <w:tcW w:w="1915" w:type="dxa"/>
           </w:tcPr>
           <w:p>
             <w:pPr>
@@ -1425,7 +1425,7 @@
         </w:tc>
         <w:tc>
           <w:tcPr>
-            <w:tcW w:w="1584" w:type="dxa"/>
+            <w:tcW w:w="1915" w:type="dxa"/>
           </w:tcPr>
           <w:p>
             <w:pPr>
@@ -1438,7 +1438,7 @@
         </w:tc>
         <w:tc>
           <w:tcPr>
-            <w:tcW w:w="1584" w:type="dxa"/>
+            <w:tcW w:w="1915" w:type="dxa"/>
           </w:tcPr>
           <w:p>
             <w:pPr>
@@ -1451,7 +1451,275 @@
         </w:tc>
         <w:tc>
           <w:tcPr>
-            <w:tcW w:w="1584" w:type="dxa"/>
+            <w:tcW w:w="1915" w:type="dxa"/>
+          </w:tcPr>
+          <w:p>
+            <w:pPr>
+              <w:pStyle w:val="Compact"/>
+            </w:pPr>
+            <w:r>
+              <w:t>Pass</w:t>
+            </w:r>
+          </w:p>
+        </w:tc>
+      </w:tr>
+      <w:tr>
+        <w:tc>
+          <w:tcPr>
+            <w:tcW w:w="1916" w:type="dxa"/>
+          </w:tcPr>
+          <w:p>
+            <w:pPr>
+              <w:pStyle w:val="Compact"/>
+            </w:pPr>
+            <w:r>
+              <w:t>UAT-021</w:t>
+            </w:r>
+          </w:p>
+        </w:tc>
+        <w:tc>
+          <w:tcPr>
+            <w:tcW w:w="1915" w:type="dxa"/>
+          </w:tcPr>
+          <w:p>
+            <w:pPr>
+              <w:pStyle w:val="Compact"/>
+            </w:pPr>
+            <w:r>
+              <w:t>Add Product</w:t>
+            </w:r>
+          </w:p>
+        </w:tc>
+        <w:tc>
+          <w:tcPr>
+            <w:tcW w:w="1915" w:type="dxa"/>
+          </w:tcPr>
+          <w:p>
+            <w:pPr>
+              <w:pStyle w:val="Compact"/>
+            </w:pPr>
+            <w:r>
+              <w:t>Add valid product</w:t>
+            </w:r>
+          </w:p>
+        </w:tc>
+        <w:tc>
+          <w:tcPr>
+            <w:tcW w:w="1915" w:type="dxa"/>
+          </w:tcPr>
+          <w:p>
+            <w:pPr>
+              <w:pStyle w:val="Compact"/>
+            </w:pPr>
+            <w:r>
+              <w:t>Product created</w:t>
+            </w:r>
+          </w:p>
+        </w:tc>
+        <w:tc>
+          <w:tcPr>
+            <w:tcW w:w="1915" w:type="dxa"/>
+          </w:tcPr>
+          <w:p>
+            <w:pPr>
+              <w:pStyle w:val="Compact"/>
+            </w:pPr>
+            <w:r>
+              <w:t>Pass</w:t>
+            </w:r>
+          </w:p>
+        </w:tc>
+      </w:tr>
+      <w:tr>
+        <w:tc>
+          <w:tcPr>
+            <w:tcW w:w="1916" w:type="dxa"/>
+          </w:tcPr>
+          <w:p>
+            <w:pPr>
+              <w:pStyle w:val="Compact"/>
+            </w:pPr>
+            <w:r>
+              <w:t>UAT-022</w:t>
+            </w:r>
+          </w:p>
+        </w:tc>
+        <w:tc>
+          <w:tcPr>
+            <w:tcW w:w="1915" w:type="dxa"/>
+          </w:tcPr>
+          <w:p>
+            <w:pPr>
+              <w:pStyle w:val="Compact"/>
+            </w:pPr>
+            <w:r>
+              <w:t>Add Product</w:t>
+            </w:r>
+          </w:p>
+        </w:tc>
+        <w:tc>
+          <w:tcPr>
+            <w:tcW w:w="1915" w:type="dxa"/>
+          </w:tcPr>
+          <w:p>
+            <w:pPr>
+              <w:pStyle w:val="Compact"/>
+            </w:pPr>
+            <w:r>
+              <w:t>Duplicate product name</w:t>
+            </w:r>
+          </w:p>
+        </w:tc>
+        <w:tc>
+          <w:tcPr>
+            <w:tcW w:w="1915" w:type="dxa"/>
+          </w:tcPr>
+          <w:p>
+            <w:pPr>
+              <w:pStyle w:val="Compact"/>
+            </w:pPr>
+            <w:r>
+              <w:t>Validation error</w:t>
+            </w:r>
+          </w:p>
+        </w:tc>
+        <w:tc>
+          <w:tcPr>
+            <w:tcW w:w="1915" w:type="dxa"/>
+          </w:tcPr>
+          <w:p>
+            <w:pPr>
+              <w:pStyle w:val="Compact"/>
+            </w:pPr>
+            <w:r>
+              <w:t>Pass</w:t>
+            </w:r>
+          </w:p>
+        </w:tc>
+      </w:tr>
+      <w:tr>
+        <w:tc>
+          <w:tcPr>
+            <w:tcW w:w="1916" w:type="dxa"/>
+          </w:tcPr>
+          <w:p>
+            <w:pPr>
+              <w:pStyle w:val="Compact"/>
+            </w:pPr>
+            <w:r>
+              <w:t>UAT-023</w:t>
+            </w:r>
+          </w:p>
+        </w:tc>
+        <w:tc>
+          <w:tcPr>
+            <w:tcW w:w="1915" w:type="dxa"/>
+          </w:tcPr>
+          <w:p>
+            <w:pPr>
+              <w:pStyle w:val="Compact"/>
+            </w:pPr>
+            <w:r>
+              <w:t>Add Product</w:t>
+            </w:r>
+          </w:p>
+        </w:tc>
+        <w:tc>
+          <w:tcPr>
+            <w:tcW w:w="1915" w:type="dxa"/>
+          </w:tcPr>
+          <w:p>
+            <w:pPr>
+              <w:pStyle w:val="Compact"/>
+            </w:pPr>
+            <w:r>
+              <w:t>Blank product name</w:t>
+            </w:r>
+          </w:p>
+        </w:tc>
+        <w:tc>
+          <w:tcPr>
+            <w:tcW w:w="1915" w:type="dxa"/>
+          </w:tcPr>
+          <w:p>
+            <w:pPr>
+              <w:pStyle w:val="Compact"/>
+            </w:pPr>
+            <w:r>
+              <w:t>Validation error</w:t>
+            </w:r>
+          </w:p>
+        </w:tc>
+        <w:tc>
+          <w:tcPr>
+            <w:tcW w:w="1915" w:type="dxa"/>
+          </w:tcPr>
+          <w:p>
+            <w:pPr>
+              <w:pStyle w:val="Compact"/>
+            </w:pPr>
+            <w:r>
+              <w:t>Pass</w:t>
+            </w:r>
+          </w:p>
+        </w:tc>
+      </w:tr>
+      <w:tr>
+        <w:tc>
+          <w:tcPr>
+            <w:tcW w:w="1916" w:type="dxa"/>
+          </w:tcPr>
+          <w:p>
+            <w:pPr>
+              <w:pStyle w:val="Compact"/>
+            </w:pPr>
+            <w:r>
+              <w:t>UAT-024</w:t>
+            </w:r>
+          </w:p>
+        </w:tc>
+        <w:tc>
+          <w:tcPr>
+            <w:tcW w:w="1915" w:type="dxa"/>
+          </w:tcPr>
+          <w:p>
+            <w:pPr>
+              <w:pStyle w:val="Compact"/>
+            </w:pPr>
+            <w:r>
+              <w:t>Add Product</w:t>
+            </w:r>
+          </w:p>
+        </w:tc>
+        <w:tc>
+          <w:tcPr>
+            <w:tcW w:w="1915" w:type="dxa"/>
+          </w:tcPr>
+          <w:p>
+            <w:pPr>
+              <w:pStyle w:val="Compact"/>
+            </w:pPr>
+            <w:r>
+              <w:t>Invalid price</w:t>
+            </w:r>
+          </w:p>
+        </w:tc>
+        <w:tc>
+          <w:tcPr>
+            <w:tcW w:w="1915" w:type="dxa"/>
+          </w:tcPr>
+          <w:p>
+            <w:pPr>
+              <w:pStyle w:val="Compact"/>
+            </w:pPr>
+            <w:r>
+              <w:t>Validation error</w:t>
+            </w:r>
+          </w:p>
+        </w:tc>
+        <w:tc>
+          <w:tcPr>
+            <w:tcW w:w="1915" w:type="dxa"/>
           </w:tcPr>
           <w:p>
             <w:pPr>
@@ -2036,7 +2304,6 @@
   <w:style w:type="character" w:default="1" w:styleId="DefaultParagraphFont">
     <w:name w:val="Default Paragraph Font"/>
     <w:uiPriority w:val="1"/>
-    <w:semiHidden/>
     <w:unhideWhenUsed/>
   </w:style>
   <w:style w:type="table" w:default="1" w:styleId="TableNormal">

--- a/docs/User Acceptance Testing.docx
+++ b/docs/User Acceptance Testing.docx
@@ -1701,6 +1701,146 @@
             </w:pPr>
             <w:r>
               <w:t>Invalid price</w:t>
+            </w:r>
+          </w:p>
+        </w:tc>
+        <w:tc>
+          <w:tcPr>
+            <w:tcW w:w="1915" w:type="dxa"/>
+          </w:tcPr>
+          <w:p>
+            <w:pPr>
+              <w:pStyle w:val="Compact"/>
+            </w:pPr>
+            <w:r>
+              <w:t>Validation error</w:t>
+            </w:r>
+          </w:p>
+        </w:tc>
+        <w:tc>
+          <w:tcPr>
+            <w:tcW w:w="1915" w:type="dxa"/>
+          </w:tcPr>
+          <w:p>
+            <w:pPr>
+              <w:pStyle w:val="Compact"/>
+            </w:pPr>
+            <w:r>
+              <w:t>Pass</w:t>
+            </w:r>
+          </w:p>
+        </w:tc>
+      </w:tr>
+      <w:tr>
+        <w:tc>
+          <w:tcPr>
+            <w:tcW w:w="1916" w:type="dxa"/>
+          </w:tcPr>
+          <w:p>
+            <w:pPr>
+              <w:pStyle w:val="Compact"/>
+            </w:pPr>
+            <w:r>
+              <w:t>UAT-02</w:t>
+            </w:r>
+            <w:r>
+              <w:t>5</w:t>
+            </w:r>
+          </w:p>
+        </w:tc>
+        <w:tc>
+          <w:tcPr>
+            <w:tcW w:w="1915" w:type="dxa"/>
+          </w:tcPr>
+          <w:p>
+            <w:pPr>
+              <w:pStyle w:val="Compact"/>
+            </w:pPr>
+            <w:r>
+              <w:t>Add Category</w:t>
+            </w:r>
+          </w:p>
+        </w:tc>
+        <w:tc>
+          <w:tcPr>
+            <w:tcW w:w="1915" w:type="dxa"/>
+          </w:tcPr>
+          <w:p>
+            <w:pPr>
+              <w:pStyle w:val="Compact"/>
+            </w:pPr>
+            <w:r>
+              <w:t>Add valid Category name</w:t>
+            </w:r>
+          </w:p>
+        </w:tc>
+        <w:tc>
+          <w:tcPr>
+            <w:tcW w:w="1915" w:type="dxa"/>
+          </w:tcPr>
+          <w:p>
+            <w:pPr>
+              <w:pStyle w:val="Compact"/>
+            </w:pPr>
+            <w:r>
+              <w:t>Category Created</w:t>
+            </w:r>
+          </w:p>
+        </w:tc>
+        <w:tc>
+          <w:tcPr>
+            <w:tcW w:w="1915" w:type="dxa"/>
+          </w:tcPr>
+          <w:p>
+            <w:pPr>
+              <w:pStyle w:val="Compact"/>
+            </w:pPr>
+            <w:r>
+              <w:t>Pass</w:t>
+            </w:r>
+          </w:p>
+        </w:tc>
+      </w:tr>
+      <w:tr>
+        <w:tc>
+          <w:tcPr>
+            <w:tcW w:w="1916" w:type="dxa"/>
+          </w:tcPr>
+          <w:p>
+            <w:pPr>
+              <w:pStyle w:val="Compact"/>
+            </w:pPr>
+            <w:r>
+              <w:t>UAT-02</w:t>
+            </w:r>
+            <w:r>
+              <w:t>6</w:t>
+            </w:r>
+          </w:p>
+        </w:tc>
+        <w:tc>
+          <w:tcPr>
+            <w:tcW w:w="1915" w:type="dxa"/>
+          </w:tcPr>
+          <w:p>
+            <w:pPr>
+              <w:pStyle w:val="Compact"/>
+            </w:pPr>
+            <w:r>
+              <w:t>Duplicate Category</w:t>
+            </w:r>
+          </w:p>
+        </w:tc>
+        <w:tc>
+          <w:tcPr>
+            <w:tcW w:w="1915" w:type="dxa"/>
+          </w:tcPr>
+          <w:p>
+            <w:pPr>
+              <w:pStyle w:val="Compact"/>
+            </w:pPr>
+            <w:r>
+              <w:t>Duplicate Category name</w:t>
             </w:r>
           </w:p>
         </w:tc>
